--- a/Отчёт Гвоздев К.П.(Титульник 1).docx
+++ b/Отчёт Гвоздев К.П.(Титульник 1).docx
@@ -1498,7 +1498,16 @@
         <w:t>06.07.2026 г.</w:t>
       </w:r>
       <w:r>
-        <w:t> по 17.07.</w:t>
+        <w:t> по 1</w:t>
+      </w:r>
+      <w:r>
+        <w:rPr>
+          <w:lang w:val="en-US"/>
+        </w:rPr>
+        <w:t>8</w:t>
+      </w:r>
+      <w:r>
+        <w:t>.07.</w:t>
       </w:r>
       <w:r>
         <w:rPr>
@@ -6866,6 +6875,7 @@
     <w:lsdException w:name="HTML Sample" w:semiHidden="1" w:unhideWhenUsed="1"/>
     <w:lsdException w:name="HTML Typewriter" w:semiHidden="1" w:unhideWhenUsed="1"/>
     <w:lsdException w:name="HTML Variable" w:semiHidden="1" w:unhideWhenUsed="1"/>
+    <w:lsdException w:name="Normal Table" w:semiHidden="1" w:unhideWhenUsed="1"/>
     <w:lsdException w:name="annotation subject" w:semiHidden="1" w:unhideWhenUsed="1"/>
     <w:lsdException w:name="No List" w:semiHidden="1" w:unhideWhenUsed="1"/>
     <w:lsdException w:name="Outline List 1" w:semiHidden="1" w:unhideWhenUsed="1"/>
@@ -6908,8 +6918,11 @@
     <w:lsdException w:name="Table Contemporary" w:semiHidden="1" w:unhideWhenUsed="1"/>
     <w:lsdException w:name="Table Elegant" w:semiHidden="1" w:unhideWhenUsed="1"/>
     <w:lsdException w:name="Table Professional" w:semiHidden="1" w:unhideWhenUsed="1"/>
+    <w:lsdException w:name="Table Subtle 1" w:semiHidden="1" w:unhideWhenUsed="1"/>
     <w:lsdException w:name="Table Subtle 2" w:semiHidden="1" w:unhideWhenUsed="1"/>
     <w:lsdException w:name="Table Web 1" w:semiHidden="1" w:unhideWhenUsed="1"/>
+    <w:lsdException w:name="Table Web 2" w:semiHidden="1" w:unhideWhenUsed="1"/>
+    <w:lsdException w:name="Table Web 3" w:semiHidden="1" w:unhideWhenUsed="1"/>
     <w:lsdException w:name="Balloon Text" w:semiHidden="1" w:unhideWhenUsed="1"/>
     <w:lsdException w:name="Table Grid" w:uiPriority="39"/>
     <w:lsdException w:name="Table Theme" w:semiHidden="1" w:unhideWhenUsed="1"/>
